--- a/docs/content/pca/pca_activity.docx
+++ b/docs/content/pca/pca_activity.docx
@@ -3618,7 +3618,7 @@
         <w:rPr>
           <w:rStyle w:val="StringTok"/>
         </w:rPr>
-        <w:t xml:space="preserve">"steelblue"</w:t>
+        <w:t xml:space="preserve">"darkblue"</w:t>
       </w:r>
       <w:r>
         <w:rPr>
